--- a/ky/wisdom-stories/everyone-is-the-same-here.docx
+++ b/ky/wisdom-stories/everyone-is-the-same-here.docx
@@ -93,7 +93,7 @@
           <w:sz w:val="22"/>
           <w:lang w:val="ky-KG"/>
         </w:rPr>
-        <w:t>Бут кийими ансыз деле таза, боёлгон болсо да, баланын көңүлүн ооруткусу келбей:</w:t>
+        <w:t>Бут кийими ансыз деле боёлгон болсо да, баланын көңүлүн ооруткусу келбей:</w:t>
       </w:r>
     </w:p>
     <w:p>
@@ -297,7 +297,7 @@
           <w:sz w:val="22"/>
           <w:lang w:val="ky-KG"/>
         </w:rPr>
-        <w:t xml:space="preserve">Сабак: </w:t>
+        <w:t>Сабак: Адамга ээлеген орду үчүн эмес, адам болгону үчүн бирдей мамиле кыл. Коомду майда учурларда туураны тандагандар өзгөртөт.</w:t>
       </w:r>
       <w:r>
         <w:rPr>
@@ -306,7 +306,6 @@
           <w:sz w:val="22"/>
           <w:lang w:val="ky-KG"/>
         </w:rPr>
-        <w:t>Кызматы чоңбу, кичинеби — ар бир адамга бирдей мамиле кыл. Адилеттик күнүмдүк майда иштерден башталат.</w:t>
       </w:r>
     </w:p>
     <w:p>
@@ -326,7 +325,7 @@
           <w:sz w:val="18"/>
           <w:lang w:val="ky-KG"/>
         </w:rPr>
-        <w:t>Окуя ачык интернет булактарынан алынды.</w:t>
+        <w:t>Аңгемелер ачык интернет булактарынан алынган, иллюстрациялар болсо ЖИ менен түзүлгөн.</w:t>
       </w:r>
     </w:p>
     <w:sectPr>
